--- a/docs/Plan_de_pruebas_AutomationExercise_v1.docx
+++ b/docs/Plan_de_pruebas_AutomationExercise_v1.docx
@@ -249,7 +249,7 @@
       </w:r>
       <w:proofErr w:type="spellEnd"/>
       <w:r>
-        <w:t>”. Las reglas inferidas de la interfaz o propuestas por QA no se presentan como requisitos oficiales. El plan no certifica ejecuciones que aún no tienen evidencia.</w:t>
+        <w:t xml:space="preserve">”. </w:t>
       </w:r>
     </w:p>
     <w:p>
@@ -302,12 +302,6 @@
         <w:gridCol w:w="6104"/>
       </w:tblGrid>
       <w:tr>
-        <w:tblPrEx>
-          <w:tblCellMar>
-            <w:top w:w="0" w:type="dxa"/>
-            <w:bottom w:w="0" w:type="dxa"/>
-          </w:tblCellMar>
-        </w:tblPrEx>
         <w:trPr>
           <w:cantSplit/>
           <w:tblHeader/>
@@ -378,12 +372,6 @@
         </w:tc>
       </w:tr>
       <w:tr>
-        <w:tblPrEx>
-          <w:tblCellMar>
-            <w:top w:w="0" w:type="dxa"/>
-            <w:bottom w:w="0" w:type="dxa"/>
-          </w:tblCellMar>
-        </w:tblPrEx>
         <w:trPr>
           <w:cantSplit/>
         </w:trPr>
@@ -472,12 +460,6 @@
         </w:tc>
       </w:tr>
       <w:tr>
-        <w:tblPrEx>
-          <w:tblCellMar>
-            <w:top w:w="0" w:type="dxa"/>
-            <w:bottom w:w="0" w:type="dxa"/>
-          </w:tblCellMar>
-        </w:tblPrEx>
         <w:trPr>
           <w:cantSplit/>
         </w:trPr>
@@ -566,12 +548,6 @@
         </w:tc>
       </w:tr>
       <w:tr>
-        <w:tblPrEx>
-          <w:tblCellMar>
-            <w:top w:w="0" w:type="dxa"/>
-            <w:bottom w:w="0" w:type="dxa"/>
-          </w:tblCellMar>
-        </w:tblPrEx>
         <w:trPr>
           <w:cantSplit/>
         </w:trPr>
@@ -635,12 +611,6 @@
         </w:tc>
       </w:tr>
       <w:tr>
-        <w:tblPrEx>
-          <w:tblCellMar>
-            <w:top w:w="0" w:type="dxa"/>
-            <w:bottom w:w="0" w:type="dxa"/>
-          </w:tblCellMar>
-        </w:tblPrEx>
         <w:trPr>
           <w:cantSplit/>
         </w:trPr>
@@ -704,12 +674,6 @@
         </w:tc>
       </w:tr>
       <w:tr>
-        <w:tblPrEx>
-          <w:tblCellMar>
-            <w:top w:w="0" w:type="dxa"/>
-            <w:bottom w:w="0" w:type="dxa"/>
-          </w:tblCellMar>
-        </w:tblPrEx>
         <w:trPr>
           <w:cantSplit/>
         </w:trPr>
@@ -773,12 +737,6 @@
         </w:tc>
       </w:tr>
       <w:tr>
-        <w:tblPrEx>
-          <w:tblCellMar>
-            <w:top w:w="0" w:type="dxa"/>
-            <w:bottom w:w="0" w:type="dxa"/>
-          </w:tblCellMar>
-        </w:tblPrEx>
         <w:trPr>
           <w:cantSplit/>
         </w:trPr>
@@ -851,12 +809,6 @@
         </w:tc>
       </w:tr>
       <w:tr>
-        <w:tblPrEx>
-          <w:tblCellMar>
-            <w:top w:w="0" w:type="dxa"/>
-            <w:bottom w:w="0" w:type="dxa"/>
-          </w:tblCellMar>
-        </w:tblPrEx>
         <w:trPr>
           <w:cantSplit/>
         </w:trPr>
@@ -1031,12 +983,6 @@
         <w:gridCol w:w="2300"/>
       </w:tblGrid>
       <w:tr>
-        <w:tblPrEx>
-          <w:tblCellMar>
-            <w:top w:w="0" w:type="dxa"/>
-            <w:bottom w:w="0" w:type="dxa"/>
-          </w:tblCellMar>
-        </w:tblPrEx>
         <w:trPr>
           <w:cantSplit/>
           <w:tblHeader/>
@@ -1171,12 +1117,6 @@
         </w:tc>
       </w:tr>
       <w:tr>
-        <w:tblPrEx>
-          <w:tblCellMar>
-            <w:top w:w="0" w:type="dxa"/>
-            <w:bottom w:w="0" w:type="dxa"/>
-          </w:tblCellMar>
-        </w:tblPrEx>
         <w:trPr>
           <w:cantSplit/>
         </w:trPr>
@@ -1298,12 +1238,6 @@
         </w:tc>
       </w:tr>
       <w:tr>
-        <w:tblPrEx>
-          <w:tblCellMar>
-            <w:top w:w="0" w:type="dxa"/>
-            <w:bottom w:w="0" w:type="dxa"/>
-          </w:tblCellMar>
-        </w:tblPrEx>
         <w:trPr>
           <w:cantSplit/>
         </w:trPr>
@@ -1425,12 +1359,6 @@
         </w:tc>
       </w:tr>
       <w:tr>
-        <w:tblPrEx>
-          <w:tblCellMar>
-            <w:top w:w="0" w:type="dxa"/>
-            <w:bottom w:w="0" w:type="dxa"/>
-          </w:tblCellMar>
-        </w:tblPrEx>
         <w:trPr>
           <w:cantSplit/>
         </w:trPr>
@@ -1459,7 +1387,6 @@
                 <w:sz w:val="19"/>
                 <w:szCs w:val="19"/>
               </w:rPr>
-              <w:lastRenderedPageBreak/>
               <w:t>F03</w:t>
             </w:r>
           </w:p>
@@ -1569,12 +1496,6 @@
         </w:tc>
       </w:tr>
       <w:tr>
-        <w:tblPrEx>
-          <w:tblCellMar>
-            <w:top w:w="0" w:type="dxa"/>
-            <w:bottom w:w="0" w:type="dxa"/>
-          </w:tblCellMar>
-        </w:tblPrEx>
         <w:trPr>
           <w:cantSplit/>
         </w:trPr>
@@ -1603,6 +1524,7 @@
                 <w:sz w:val="19"/>
                 <w:szCs w:val="19"/>
               </w:rPr>
+              <w:lastRenderedPageBreak/>
               <w:t>F04</w:t>
             </w:r>
           </w:p>
@@ -1696,12 +1618,6 @@
         </w:tc>
       </w:tr>
       <w:tr>
-        <w:tblPrEx>
-          <w:tblCellMar>
-            <w:top w:w="0" w:type="dxa"/>
-            <w:bottom w:w="0" w:type="dxa"/>
-          </w:tblCellMar>
-        </w:tblPrEx>
         <w:trPr>
           <w:cantSplit/>
         </w:trPr>
@@ -1823,12 +1739,6 @@
         </w:tc>
       </w:tr>
       <w:tr>
-        <w:tblPrEx>
-          <w:tblCellMar>
-            <w:top w:w="0" w:type="dxa"/>
-            <w:bottom w:w="0" w:type="dxa"/>
-          </w:tblCellMar>
-        </w:tblPrEx>
         <w:trPr>
           <w:cantSplit/>
         </w:trPr>
@@ -1966,12 +1876,6 @@
         </w:tc>
       </w:tr>
       <w:tr>
-        <w:tblPrEx>
-          <w:tblCellMar>
-            <w:top w:w="0" w:type="dxa"/>
-            <w:bottom w:w="0" w:type="dxa"/>
-          </w:tblCellMar>
-        </w:tblPrEx>
         <w:trPr>
           <w:cantSplit/>
         </w:trPr>
@@ -2109,12 +2013,6 @@
         </w:tc>
       </w:tr>
       <w:tr>
-        <w:tblPrEx>
-          <w:tblCellMar>
-            <w:top w:w="0" w:type="dxa"/>
-            <w:bottom w:w="0" w:type="dxa"/>
-          </w:tblCellMar>
-        </w:tblPrEx>
         <w:trPr>
           <w:cantSplit/>
         </w:trPr>
@@ -2278,12 +2176,6 @@
         <w:gridCol w:w="5204"/>
       </w:tblGrid>
       <w:tr>
-        <w:tblPrEx>
-          <w:tblCellMar>
-            <w:top w:w="0" w:type="dxa"/>
-            <w:bottom w:w="0" w:type="dxa"/>
-          </w:tblCellMar>
-        </w:tblPrEx>
         <w:trPr>
           <w:cantSplit/>
           <w:tblHeader/>
@@ -2354,12 +2246,6 @@
         </w:tc>
       </w:tr>
       <w:tr>
-        <w:tblPrEx>
-          <w:tblCellMar>
-            <w:top w:w="0" w:type="dxa"/>
-            <w:bottom w:w="0" w:type="dxa"/>
-          </w:tblCellMar>
-        </w:tblPrEx>
         <w:trPr>
           <w:cantSplit/>
         </w:trPr>
@@ -2423,12 +2309,6 @@
         </w:tc>
       </w:tr>
       <w:tr>
-        <w:tblPrEx>
-          <w:tblCellMar>
-            <w:top w:w="0" w:type="dxa"/>
-            <w:bottom w:w="0" w:type="dxa"/>
-          </w:tblCellMar>
-        </w:tblPrEx>
         <w:trPr>
           <w:cantSplit/>
         </w:trPr>
@@ -2508,12 +2388,6 @@
         </w:tc>
       </w:tr>
       <w:tr>
-        <w:tblPrEx>
-          <w:tblCellMar>
-            <w:top w:w="0" w:type="dxa"/>
-            <w:bottom w:w="0" w:type="dxa"/>
-          </w:tblCellMar>
-        </w:tblPrEx>
         <w:trPr>
           <w:cantSplit/>
         </w:trPr>
@@ -2577,12 +2451,6 @@
         </w:tc>
       </w:tr>
       <w:tr>
-        <w:tblPrEx>
-          <w:tblCellMar>
-            <w:top w:w="0" w:type="dxa"/>
-            <w:bottom w:w="0" w:type="dxa"/>
-          </w:tblCellMar>
-        </w:tblPrEx>
         <w:trPr>
           <w:cantSplit/>
         </w:trPr>
@@ -2646,12 +2514,6 @@
         </w:tc>
       </w:tr>
       <w:tr>
-        <w:tblPrEx>
-          <w:tblCellMar>
-            <w:top w:w="0" w:type="dxa"/>
-            <w:bottom w:w="0" w:type="dxa"/>
-          </w:tblCellMar>
-        </w:tblPrEx>
         <w:trPr>
           <w:cantSplit/>
         </w:trPr>
@@ -2723,6 +2585,7 @@
     <w:p>
       <w:pPr>
         <w:spacing w:after="120"/>
+        <w:jc w:val="both"/>
       </w:pPr>
       <w:r>
         <w:rPr>
@@ -2786,12 +2649,6 @@
         <w:gridCol w:w="2800"/>
       </w:tblGrid>
       <w:tr>
-        <w:tblPrEx>
-          <w:tblCellMar>
-            <w:top w:w="0" w:type="dxa"/>
-            <w:bottom w:w="0" w:type="dxa"/>
-          </w:tblCellMar>
-        </w:tblPrEx>
         <w:trPr>
           <w:cantSplit/>
           <w:tblHeader/>
@@ -2894,12 +2751,6 @@
         </w:tc>
       </w:tr>
       <w:tr>
-        <w:tblPrEx>
-          <w:tblCellMar>
-            <w:top w:w="0" w:type="dxa"/>
-            <w:bottom w:w="0" w:type="dxa"/>
-          </w:tblCellMar>
-        </w:tblPrEx>
         <w:trPr>
           <w:cantSplit/>
         </w:trPr>
@@ -3001,12 +2852,6 @@
         </w:tc>
       </w:tr>
       <w:tr>
-        <w:tblPrEx>
-          <w:tblCellMar>
-            <w:top w:w="0" w:type="dxa"/>
-            <w:bottom w:w="0" w:type="dxa"/>
-          </w:tblCellMar>
-        </w:tblPrEx>
         <w:trPr>
           <w:cantSplit/>
         </w:trPr>
@@ -3099,12 +2944,6 @@
         </w:tc>
       </w:tr>
       <w:tr>
-        <w:tblPrEx>
-          <w:tblCellMar>
-            <w:top w:w="0" w:type="dxa"/>
-            <w:bottom w:w="0" w:type="dxa"/>
-          </w:tblCellMar>
-        </w:tblPrEx>
         <w:trPr>
           <w:cantSplit/>
         </w:trPr>
@@ -3133,7 +2972,6 @@
                 <w:sz w:val="19"/>
                 <w:szCs w:val="19"/>
               </w:rPr>
-              <w:lastRenderedPageBreak/>
               <w:t>Tabla de decisión</w:t>
             </w:r>
           </w:p>
@@ -3198,12 +3036,6 @@
         </w:tc>
       </w:tr>
       <w:tr>
-        <w:tblPrEx>
-          <w:tblCellMar>
-            <w:top w:w="0" w:type="dxa"/>
-            <w:bottom w:w="0" w:type="dxa"/>
-          </w:tblCellMar>
-        </w:tblPrEx>
         <w:trPr>
           <w:cantSplit/>
         </w:trPr>
@@ -3233,6 +3065,7 @@
                 <w:sz w:val="19"/>
                 <w:szCs w:val="19"/>
               </w:rPr>
+              <w:lastRenderedPageBreak/>
               <w:t>Testing</w:t>
             </w:r>
             <w:proofErr w:type="spellEnd"/>
@@ -3330,12 +3163,6 @@
         </w:tc>
       </w:tr>
       <w:tr>
-        <w:tblPrEx>
-          <w:tblCellMar>
-            <w:top w:w="0" w:type="dxa"/>
-            <w:bottom w:w="0" w:type="dxa"/>
-          </w:tblCellMar>
-        </w:tblPrEx>
         <w:trPr>
           <w:cantSplit/>
         </w:trPr>
@@ -3428,12 +3255,6 @@
         </w:tc>
       </w:tr>
       <w:tr>
-        <w:tblPrEx>
-          <w:tblCellMar>
-            <w:top w:w="0" w:type="dxa"/>
-            <w:bottom w:w="0" w:type="dxa"/>
-          </w:tblCellMar>
-        </w:tblPrEx>
         <w:trPr>
           <w:cantSplit/>
         </w:trPr>
@@ -3526,12 +3347,6 @@
         </w:tc>
       </w:tr>
       <w:tr>
-        <w:tblPrEx>
-          <w:tblCellMar>
-            <w:top w:w="0" w:type="dxa"/>
-            <w:bottom w:w="0" w:type="dxa"/>
-          </w:tblCellMar>
-        </w:tblPrEx>
         <w:trPr>
           <w:cantSplit/>
         </w:trPr>
@@ -3632,6 +3447,7 @@
     <w:p>
       <w:pPr>
         <w:spacing w:after="120"/>
+        <w:jc w:val="both"/>
       </w:pPr>
       <w:r>
         <w:rPr>
@@ -3655,6 +3471,7 @@
     <w:p>
       <w:pPr>
         <w:spacing w:after="120"/>
+        <w:jc w:val="both"/>
       </w:pPr>
       <w:r>
         <w:rPr>
@@ -3742,12 +3559,6 @@
         <w:gridCol w:w="3300"/>
       </w:tblGrid>
       <w:tr>
-        <w:tblPrEx>
-          <w:tblCellMar>
-            <w:top w:w="0" w:type="dxa"/>
-            <w:bottom w:w="0" w:type="dxa"/>
-          </w:tblCellMar>
-        </w:tblPrEx>
         <w:trPr>
           <w:cantSplit/>
           <w:tblHeader/>
@@ -3850,12 +3661,6 @@
         </w:tc>
       </w:tr>
       <w:tr>
-        <w:tblPrEx>
-          <w:tblCellMar>
-            <w:top w:w="0" w:type="dxa"/>
-            <w:bottom w:w="0" w:type="dxa"/>
-          </w:tblCellMar>
-        </w:tblPrEx>
         <w:trPr>
           <w:cantSplit/>
         </w:trPr>
@@ -3980,12 +3785,6 @@
         </w:tc>
       </w:tr>
       <w:tr>
-        <w:tblPrEx>
-          <w:tblCellMar>
-            <w:top w:w="0" w:type="dxa"/>
-            <w:bottom w:w="0" w:type="dxa"/>
-          </w:tblCellMar>
-        </w:tblPrEx>
         <w:trPr>
           <w:cantSplit/>
         </w:trPr>
@@ -4078,12 +3877,6 @@
         </w:tc>
       </w:tr>
       <w:tr>
-        <w:tblPrEx>
-          <w:tblCellMar>
-            <w:top w:w="0" w:type="dxa"/>
-            <w:bottom w:w="0" w:type="dxa"/>
-          </w:tblCellMar>
-        </w:tblPrEx>
         <w:trPr>
           <w:cantSplit/>
         </w:trPr>
@@ -4192,12 +3985,6 @@
         </w:tc>
       </w:tr>
       <w:tr>
-        <w:tblPrEx>
-          <w:tblCellMar>
-            <w:top w:w="0" w:type="dxa"/>
-            <w:bottom w:w="0" w:type="dxa"/>
-          </w:tblCellMar>
-        </w:tblPrEx>
         <w:trPr>
           <w:cantSplit/>
         </w:trPr>
@@ -4290,12 +4077,6 @@
         </w:tc>
       </w:tr>
       <w:tr>
-        <w:tblPrEx>
-          <w:tblCellMar>
-            <w:top w:w="0" w:type="dxa"/>
-            <w:bottom w:w="0" w:type="dxa"/>
-          </w:tblCellMar>
-        </w:tblPrEx>
         <w:trPr>
           <w:cantSplit/>
         </w:trPr>
@@ -4388,12 +4169,6 @@
         </w:tc>
       </w:tr>
       <w:tr>
-        <w:tblPrEx>
-          <w:tblCellMar>
-            <w:top w:w="0" w:type="dxa"/>
-            <w:bottom w:w="0" w:type="dxa"/>
-          </w:tblCellMar>
-        </w:tblPrEx>
         <w:trPr>
           <w:cantSplit/>
         </w:trPr>
@@ -4486,12 +4261,6 @@
         </w:tc>
       </w:tr>
       <w:tr>
-        <w:tblPrEx>
-          <w:tblCellMar>
-            <w:top w:w="0" w:type="dxa"/>
-            <w:bottom w:w="0" w:type="dxa"/>
-          </w:tblCellMar>
-        </w:tblPrEx>
         <w:trPr>
           <w:cantSplit/>
         </w:trPr>
@@ -4584,12 +4353,6 @@
         </w:tc>
       </w:tr>
       <w:tr>
-        <w:tblPrEx>
-          <w:tblCellMar>
-            <w:top w:w="0" w:type="dxa"/>
-            <w:bottom w:w="0" w:type="dxa"/>
-          </w:tblCellMar>
-        </w:tblPrEx>
         <w:trPr>
           <w:cantSplit/>
         </w:trPr>
@@ -4698,12 +4461,6 @@
         </w:tc>
       </w:tr>
       <w:tr>
-        <w:tblPrEx>
-          <w:tblCellMar>
-            <w:top w:w="0" w:type="dxa"/>
-            <w:bottom w:w="0" w:type="dxa"/>
-          </w:tblCellMar>
-        </w:tblPrEx>
         <w:trPr>
           <w:cantSplit/>
         </w:trPr>
@@ -4732,7 +4489,6 @@
                 <w:sz w:val="19"/>
                 <w:szCs w:val="19"/>
               </w:rPr>
-              <w:lastRenderedPageBreak/>
               <w:t>Salida</w:t>
             </w:r>
           </w:p>
@@ -4811,6 +4567,7 @@
           <w:b/>
           <w:bCs/>
         </w:rPr>
+        <w:lastRenderedPageBreak/>
         <w:t>Importante:</w:t>
       </w:r>
       <w:r>
@@ -4859,12 +4616,6 @@
         <w:gridCol w:w="6104"/>
       </w:tblGrid>
       <w:tr>
-        <w:tblPrEx>
-          <w:tblCellMar>
-            <w:top w:w="0" w:type="dxa"/>
-            <w:bottom w:w="0" w:type="dxa"/>
-          </w:tblCellMar>
-        </w:tblPrEx>
         <w:trPr>
           <w:cantSplit/>
           <w:tblHeader/>
@@ -4935,12 +4686,6 @@
         </w:tc>
       </w:tr>
       <w:tr>
-        <w:tblPrEx>
-          <w:tblCellMar>
-            <w:top w:w="0" w:type="dxa"/>
-            <w:bottom w:w="0" w:type="dxa"/>
-          </w:tblCellMar>
-        </w:tblPrEx>
         <w:trPr>
           <w:cantSplit/>
         </w:trPr>
@@ -5004,12 +4749,6 @@
         </w:tc>
       </w:tr>
       <w:tr>
-        <w:tblPrEx>
-          <w:tblCellMar>
-            <w:top w:w="0" w:type="dxa"/>
-            <w:bottom w:w="0" w:type="dxa"/>
-          </w:tblCellMar>
-        </w:tblPrEx>
         <w:trPr>
           <w:cantSplit/>
         </w:trPr>
@@ -5073,12 +4812,6 @@
         </w:tc>
       </w:tr>
       <w:tr>
-        <w:tblPrEx>
-          <w:tblCellMar>
-            <w:top w:w="0" w:type="dxa"/>
-            <w:bottom w:w="0" w:type="dxa"/>
-          </w:tblCellMar>
-        </w:tblPrEx>
         <w:trPr>
           <w:cantSplit/>
         </w:trPr>
@@ -5151,12 +4884,6 @@
         </w:tc>
       </w:tr>
       <w:tr>
-        <w:tblPrEx>
-          <w:tblCellMar>
-            <w:top w:w="0" w:type="dxa"/>
-            <w:bottom w:w="0" w:type="dxa"/>
-          </w:tblCellMar>
-        </w:tblPrEx>
         <w:trPr>
           <w:cantSplit/>
         </w:trPr>
@@ -5236,12 +4963,6 @@
         </w:tc>
       </w:tr>
       <w:tr>
-        <w:tblPrEx>
-          <w:tblCellMar>
-            <w:top w:w="0" w:type="dxa"/>
-            <w:bottom w:w="0" w:type="dxa"/>
-          </w:tblCellMar>
-        </w:tblPrEx>
         <w:trPr>
           <w:cantSplit/>
         </w:trPr>
@@ -5305,12 +5026,6 @@
         </w:tc>
       </w:tr>
       <w:tr>
-        <w:tblPrEx>
-          <w:tblCellMar>
-            <w:top w:w="0" w:type="dxa"/>
-            <w:bottom w:w="0" w:type="dxa"/>
-          </w:tblCellMar>
-        </w:tblPrEx>
         <w:trPr>
           <w:cantSplit/>
         </w:trPr>
@@ -5390,12 +5105,6 @@
         </w:tc>
       </w:tr>
       <w:tr>
-        <w:tblPrEx>
-          <w:tblCellMar>
-            <w:top w:w="0" w:type="dxa"/>
-            <w:bottom w:w="0" w:type="dxa"/>
-          </w:tblCellMar>
-        </w:tblPrEx>
         <w:trPr>
           <w:cantSplit/>
         </w:trPr>
@@ -5523,12 +5232,6 @@
         </w:tc>
       </w:tr>
       <w:tr>
-        <w:tblPrEx>
-          <w:tblCellMar>
-            <w:top w:w="0" w:type="dxa"/>
-            <w:bottom w:w="0" w:type="dxa"/>
-          </w:tblCellMar>
-        </w:tblPrEx>
         <w:trPr>
           <w:cantSplit/>
         </w:trPr>
@@ -5594,12 +5297,6 @@
         </w:tc>
       </w:tr>
       <w:tr>
-        <w:tblPrEx>
-          <w:tblCellMar>
-            <w:top w:w="0" w:type="dxa"/>
-            <w:bottom w:w="0" w:type="dxa"/>
-          </w:tblCellMar>
-        </w:tblPrEx>
         <w:trPr>
           <w:cantSplit/>
         </w:trPr>
@@ -5671,6 +5368,7 @@
     <w:p>
       <w:pPr>
         <w:spacing w:after="120"/>
+        <w:jc w:val="both"/>
       </w:pPr>
       <w:r>
         <w:rPr>
@@ -5776,12 +5474,6 @@
         <w:gridCol w:w="3404"/>
       </w:tblGrid>
       <w:tr>
-        <w:tblPrEx>
-          <w:tblCellMar>
-            <w:top w:w="0" w:type="dxa"/>
-            <w:bottom w:w="0" w:type="dxa"/>
-          </w:tblCellMar>
-        </w:tblPrEx>
         <w:trPr>
           <w:cantSplit/>
           <w:tblHeader/>
@@ -5884,12 +5576,6 @@
         </w:tc>
       </w:tr>
       <w:tr>
-        <w:tblPrEx>
-          <w:tblCellMar>
-            <w:top w:w="0" w:type="dxa"/>
-            <w:bottom w:w="0" w:type="dxa"/>
-          </w:tblCellMar>
-        </w:tblPrEx>
         <w:trPr>
           <w:cantSplit/>
         </w:trPr>
@@ -5982,12 +5668,6 @@
         </w:tc>
       </w:tr>
       <w:tr>
-        <w:tblPrEx>
-          <w:tblCellMar>
-            <w:top w:w="0" w:type="dxa"/>
-            <w:bottom w:w="0" w:type="dxa"/>
-          </w:tblCellMar>
-        </w:tblPrEx>
         <w:trPr>
           <w:cantSplit/>
         </w:trPr>
@@ -6080,12 +5760,6 @@
         </w:tc>
       </w:tr>
       <w:tr>
-        <w:tblPrEx>
-          <w:tblCellMar>
-            <w:top w:w="0" w:type="dxa"/>
-            <w:bottom w:w="0" w:type="dxa"/>
-          </w:tblCellMar>
-        </w:tblPrEx>
         <w:trPr>
           <w:cantSplit/>
         </w:trPr>
@@ -6178,12 +5852,6 @@
         </w:tc>
       </w:tr>
       <w:tr>
-        <w:tblPrEx>
-          <w:tblCellMar>
-            <w:top w:w="0" w:type="dxa"/>
-            <w:bottom w:w="0" w:type="dxa"/>
-          </w:tblCellMar>
-        </w:tblPrEx>
         <w:trPr>
           <w:cantSplit/>
         </w:trPr>
@@ -6301,12 +5969,6 @@
         </w:tc>
       </w:tr>
       <w:tr>
-        <w:tblPrEx>
-          <w:tblCellMar>
-            <w:top w:w="0" w:type="dxa"/>
-            <w:bottom w:w="0" w:type="dxa"/>
-          </w:tblCellMar>
-        </w:tblPrEx>
         <w:trPr>
           <w:cantSplit/>
         </w:trPr>
@@ -6408,12 +6070,6 @@
         </w:tc>
       </w:tr>
       <w:tr>
-        <w:tblPrEx>
-          <w:tblCellMar>
-            <w:top w:w="0" w:type="dxa"/>
-            <w:bottom w:w="0" w:type="dxa"/>
-          </w:tblCellMar>
-        </w:tblPrEx>
         <w:trPr>
           <w:cantSplit/>
         </w:trPr>
@@ -6442,7 +6098,6 @@
                 <w:sz w:val="19"/>
                 <w:szCs w:val="19"/>
               </w:rPr>
-              <w:lastRenderedPageBreak/>
               <w:t>Reporte de cinco defectos realmente confirmados</w:t>
             </w:r>
           </w:p>
@@ -6516,12 +6171,6 @@
         </w:tc>
       </w:tr>
       <w:tr>
-        <w:tblPrEx>
-          <w:tblCellMar>
-            <w:top w:w="0" w:type="dxa"/>
-            <w:bottom w:w="0" w:type="dxa"/>
-          </w:tblCellMar>
-        </w:tblPrEx>
         <w:trPr>
           <w:cantSplit/>
         </w:trPr>
@@ -6657,12 +6306,6 @@
         </w:tc>
       </w:tr>
       <w:tr>
-        <w:tblPrEx>
-          <w:tblCellMar>
-            <w:top w:w="0" w:type="dxa"/>
-            <w:bottom w:w="0" w:type="dxa"/>
-          </w:tblCellMar>
-        </w:tblPrEx>
         <w:trPr>
           <w:cantSplit/>
         </w:trPr>
@@ -6820,12 +6463,6 @@
         <w:gridCol w:w="3704"/>
       </w:tblGrid>
       <w:tr>
-        <w:tblPrEx>
-          <w:tblCellMar>
-            <w:top w:w="0" w:type="dxa"/>
-            <w:bottom w:w="0" w:type="dxa"/>
-          </w:tblCellMar>
-        </w:tblPrEx>
         <w:trPr>
           <w:cantSplit/>
           <w:tblHeader/>
@@ -6928,12 +6565,6 @@
         </w:tc>
       </w:tr>
       <w:tr>
-        <w:tblPrEx>
-          <w:tblCellMar>
-            <w:top w:w="0" w:type="dxa"/>
-            <w:bottom w:w="0" w:type="dxa"/>
-          </w:tblCellMar>
-        </w:tblPrEx>
         <w:trPr>
           <w:cantSplit/>
         </w:trPr>
@@ -7026,12 +6657,6 @@
         </w:tc>
       </w:tr>
       <w:tr>
-        <w:tblPrEx>
-          <w:tblCellMar>
-            <w:top w:w="0" w:type="dxa"/>
-            <w:bottom w:w="0" w:type="dxa"/>
-          </w:tblCellMar>
-        </w:tblPrEx>
         <w:trPr>
           <w:cantSplit/>
         </w:trPr>
@@ -7156,12 +6781,6 @@
         </w:tc>
       </w:tr>
       <w:tr>
-        <w:tblPrEx>
-          <w:tblCellMar>
-            <w:top w:w="0" w:type="dxa"/>
-            <w:bottom w:w="0" w:type="dxa"/>
-          </w:tblCellMar>
-        </w:tblPrEx>
         <w:trPr>
           <w:cantSplit/>
         </w:trPr>
@@ -7254,12 +6873,6 @@
         </w:tc>
       </w:tr>
       <w:tr>
-        <w:tblPrEx>
-          <w:tblCellMar>
-            <w:top w:w="0" w:type="dxa"/>
-            <w:bottom w:w="0" w:type="dxa"/>
-          </w:tblCellMar>
-        </w:tblPrEx>
         <w:trPr>
           <w:cantSplit/>
         </w:trPr>
@@ -7368,12 +6981,6 @@
         </w:tc>
       </w:tr>
       <w:tr>
-        <w:tblPrEx>
-          <w:tblCellMar>
-            <w:top w:w="0" w:type="dxa"/>
-            <w:bottom w:w="0" w:type="dxa"/>
-          </w:tblCellMar>
-        </w:tblPrEx>
         <w:trPr>
           <w:cantSplit/>
         </w:trPr>
@@ -7466,12 +7073,6 @@
         </w:tc>
       </w:tr>
       <w:tr>
-        <w:tblPrEx>
-          <w:tblCellMar>
-            <w:top w:w="0" w:type="dxa"/>
-            <w:bottom w:w="0" w:type="dxa"/>
-          </w:tblCellMar>
-        </w:tblPrEx>
         <w:trPr>
           <w:cantSplit/>
         </w:trPr>
@@ -7606,12 +7207,6 @@
         <w:gridCol w:w="4904"/>
       </w:tblGrid>
       <w:tr>
-        <w:tblPrEx>
-          <w:tblCellMar>
-            <w:top w:w="0" w:type="dxa"/>
-            <w:bottom w:w="0" w:type="dxa"/>
-          </w:tblCellMar>
-        </w:tblPrEx>
         <w:trPr>
           <w:cantSplit/>
           <w:tblHeader/>
@@ -7682,12 +7277,6 @@
         </w:tc>
       </w:tr>
       <w:tr>
-        <w:tblPrEx>
-          <w:tblCellMar>
-            <w:top w:w="0" w:type="dxa"/>
-            <w:bottom w:w="0" w:type="dxa"/>
-          </w:tblCellMar>
-        </w:tblPrEx>
         <w:trPr>
           <w:cantSplit/>
         </w:trPr>
@@ -7751,12 +7340,6 @@
         </w:tc>
       </w:tr>
       <w:tr>
-        <w:tblPrEx>
-          <w:tblCellMar>
-            <w:top w:w="0" w:type="dxa"/>
-            <w:bottom w:w="0" w:type="dxa"/>
-          </w:tblCellMar>
-        </w:tblPrEx>
         <w:trPr>
           <w:cantSplit/>
         </w:trPr>
@@ -7829,12 +7412,6 @@
         </w:tc>
       </w:tr>
       <w:tr>
-        <w:tblPrEx>
-          <w:tblCellMar>
-            <w:top w:w="0" w:type="dxa"/>
-            <w:bottom w:w="0" w:type="dxa"/>
-          </w:tblCellMar>
-        </w:tblPrEx>
         <w:trPr>
           <w:cantSplit/>
         </w:trPr>
@@ -7898,12 +7475,6 @@
         </w:tc>
       </w:tr>
       <w:tr>
-        <w:tblPrEx>
-          <w:tblCellMar>
-            <w:top w:w="0" w:type="dxa"/>
-            <w:bottom w:w="0" w:type="dxa"/>
-          </w:tblCellMar>
-        </w:tblPrEx>
         <w:trPr>
           <w:cantSplit/>
         </w:trPr>
@@ -7967,12 +7538,6 @@
         </w:tc>
       </w:tr>
       <w:tr>
-        <w:tblPrEx>
-          <w:tblCellMar>
-            <w:top w:w="0" w:type="dxa"/>
-            <w:bottom w:w="0" w:type="dxa"/>
-          </w:tblCellMar>
-        </w:tblPrEx>
         <w:trPr>
           <w:cantSplit/>
         </w:trPr>
@@ -8070,12 +7635,6 @@
         </w:tc>
       </w:tr>
       <w:tr>
-        <w:tblPrEx>
-          <w:tblCellMar>
-            <w:top w:w="0" w:type="dxa"/>
-            <w:bottom w:w="0" w:type="dxa"/>
-          </w:tblCellMar>
-        </w:tblPrEx>
         <w:trPr>
           <w:cantSplit/>
         </w:trPr>
@@ -8164,12 +7723,6 @@
         </w:tc>
       </w:tr>
       <w:tr>
-        <w:tblPrEx>
-          <w:tblCellMar>
-            <w:top w:w="0" w:type="dxa"/>
-            <w:bottom w:w="0" w:type="dxa"/>
-          </w:tblCellMar>
-        </w:tblPrEx>
         <w:trPr>
           <w:cantSplit/>
         </w:trPr>
@@ -8242,12 +7795,6 @@
         </w:tc>
       </w:tr>
       <w:tr>
-        <w:tblPrEx>
-          <w:tblCellMar>
-            <w:top w:w="0" w:type="dxa"/>
-            <w:bottom w:w="0" w:type="dxa"/>
-          </w:tblCellMar>
-        </w:tblPrEx>
         <w:trPr>
           <w:cantSplit/>
         </w:trPr>
@@ -8276,7 +7823,6 @@
                 <w:sz w:val="19"/>
                 <w:szCs w:val="19"/>
               </w:rPr>
-              <w:lastRenderedPageBreak/>
               <w:t>evidencias/</w:t>
             </w:r>
           </w:p>
@@ -8321,12 +7867,6 @@
         </w:tc>
       </w:tr>
       <w:tr>
-        <w:tblPrEx>
-          <w:tblCellMar>
-            <w:top w:w="0" w:type="dxa"/>
-            <w:bottom w:w="0" w:type="dxa"/>
-          </w:tblCellMar>
-        </w:tblPrEx>
         <w:trPr>
           <w:cantSplit/>
         </w:trPr>
@@ -8502,6 +8042,7 @@
         <w:spacing w:after="60"/>
       </w:pPr>
       <w:r>
+        <w:lastRenderedPageBreak/>
         <w:t>Al menos 3 riesgos con mitigación.</w:t>
       </w:r>
     </w:p>
@@ -8597,31 +8138,6 @@
       <w:proofErr w:type="spellEnd"/>
       <w:r>
         <w:t xml:space="preserve"> (si corresponde).</w:t>
-      </w:r>
-    </w:p>
-    <w:p>
-      <w:pPr>
-        <w:spacing w:before="120" w:after="120"/>
-      </w:pPr>
-      <w:r>
-        <w:rPr>
-          <w:b/>
-          <w:bCs/>
-        </w:rPr>
-        <w:t>Criterio de honestidad de QA:</w:t>
-      </w:r>
-      <w:r>
-        <w:t xml:space="preserve"> lo desconocido queda como </w:t>
-      </w:r>
-      <w:r>
-        <w:rPr>
-          <w:b/>
-          <w:bCs/>
-        </w:rPr>
-        <w:t>por completar / por confirmar</w:t>
-      </w:r>
-      <w:r>
-        <w:t>, en lugar de inventar resultados.</w:t>
       </w:r>
     </w:p>
     <w:sectPr>
